--- a/system-development/guides/development-guide-ja.docx
+++ b/system-development/guides/development-guide-ja.docx
@@ -88,7 +88,7 @@
         <w:wordWrap w:val="0"/>
       </w:pPr>
       <w:r>
-        <w:t>1.4.0 · 2026-10-10</w:t>
+        <w:t>1.4.4 · 2026-10-12</w:t>
       </w:r>
     </w:p>
     <w:p>
@@ -2331,7 +2331,7 @@
           <w:rtl w:val="0"/>
           <w:lang w:val="en-US" w:eastAsia="ja-JP" w:bidi="ja-JP"/>
         </w:rPr>
-        <w:t>&lt;p&gt;&lt;?php echo esc_html( $invoice-&gt;store['details'] ); ?&gt;&lt;/p&gt;</w:t>
+        <w:t>&lt;?php if ($show('show_store_details')) {</w:t>
       </w:r>
     </w:p>
     <w:p>
@@ -2349,7 +2349,7 @@
           <w:rtl w:val="0"/>
           <w:lang w:val="en-US" w:eastAsia="ja-JP" w:bidi="ja-JP"/>
         </w:rPr>
-        <w:t>&lt;bdi dir="ltr"&gt;</w:t>
+        <w:t>printf('&lt;p&gt;%s&lt;/p&gt;', esc_html($invoice-&gt;store['details'])); }</w:t>
       </w:r>
     </w:p>
     <w:p>
@@ -2367,7 +2367,7 @@
           <w:rtl w:val="0"/>
           <w:lang w:val="en-US" w:eastAsia="ja-JP" w:bidi="ja-JP"/>
         </w:rPr>
-        <w:t xml:space="preserve">  &lt;?php echo esc_html( $invoice-&gt;store['email'] ); ?&gt;</w:t>
+        <w:t>if ($show('show_store_email')) {</w:t>
       </w:r>
     </w:p>
     <w:p>
@@ -2385,7 +2385,7 @@
           <w:rtl w:val="0"/>
           <w:lang w:val="en-US" w:eastAsia="ja-JP" w:bidi="ja-JP"/>
         </w:rPr>
-        <w:t>&lt;/bdi&gt;</w:t>
+        <w:t>printf('&lt;bdi dir="ltr"&gt;%s&lt;/bdi&gt;', esc_html($invoice-&gt;store['email'])); } ?&gt;</w:t>
       </w:r>
     </w:p>
     <w:p>
@@ -10214,7 +10214,7 @@
           <w:lang w:val="ja-JP" w:bidi="ja-JP"/>
           <w:rtl w:val="0"/>
         </w:rPr>
-        <w:t>1.4.0 · 2026-10-10 · c894eb05d2120a4bba09aa3500fe2842a0e48d74</w:t>
+        <w:t>1.4.4 · 2026-10-12 · c894eb05d2120a4bba09aa3500fe2842a0e48d74</w:t>
       </w:r>
     </w:p>
     <w:p>
@@ -11431,6 +11431,159 @@
         <w:t>docs/cross-platform-printing.md · print-agent/README.md</w:t>
       </w:r>
     </w:p>
+    <w:p>
+      <w:pPr>
+        <w:pStyle w:val="Heading1"/>
+        <w:bidi w:val="0"/>
+        <w:jc w:val="left"/>
+        <w:keepNext/>
+        <w:pageBreakBefore/>
+        <w:wordWrap w:val="0"/>
+      </w:pPr>
+      <w:pPr>
+        <w:pStyle w:val="Heading1"/>
+      </w:pPr>
+      <w:r>
+        <w:rPr>
+          <w:rFonts w:ascii="Arial Unicode MS" w:hAnsi="Arial Unicode MS" w:eastAsia="Arial Unicode MS" w:cs="Arial Unicode MS"/>
+          <w:color w:val="000000"/>
+          <w:rtl w:val="0"/>
+          <w:lang w:val="ja-JP" w:eastAsia="ja-JP" w:bidi="ja-JP"/>
+          <w:bCs w:val="1"/>
+        </w:rPr>
+        <w:t>1 4 4 版の請求書表示</w:t>
+      </w:r>
+    </w:p>
+    <w:p>
+      <w:pPr>
+        <w:bidi w:val="0"/>
+        <w:jc w:val="left"/>
+        <w:keepNext w:val="0"/>
+        <w:wordWrap w:val="0"/>
+      </w:pPr>
+      <w:pPr/>
+      <w:r>
+        <w:rPr>
+          <w:rFonts w:ascii="Arial Unicode MS" w:hAnsi="Arial Unicode MS" w:eastAsia="Arial Unicode MS" w:cs="Arial Unicode MS"/>
+          <w:color w:val="000000"/>
+          <w:rtl w:val="0"/>
+          <w:lang w:val="ja-JP" w:eastAsia="ja-JP" w:bidi="ja-JP"/>
+        </w:rPr>
+        <w:t>テンプレートで店舗、顧客、注文、商品、末尾の項目を選択します。保存した設定がない場合、店舗名と配送先住所を表示します。顧客名、顧客の権限グループ、メール、請求先・店舗住所、連絡先、日付、方法、商品詳細、金額内訳、メモ、フッターは非表示です。明示的な保存設定は維持します。請求先住所の代用とラベルの差出人も未設定なら無効です。この補足は従来の表示初期値の説明を置き換えます。</w:t>
+      </w:r>
+    </w:p>
+    <w:p>
+      <w:pPr>
+        <w:bidi w:val="0"/>
+        <w:jc w:val="left"/>
+        <w:keepNext w:val="0"/>
+        <w:wordWrap w:val="0"/>
+      </w:pPr>
+      <w:pPr/>
+      <w:r>
+        <w:rPr>
+          <w:rFonts w:ascii="Arial Unicode MS" w:hAnsi="Arial Unicode MS" w:eastAsia="Arial Unicode MS" w:cs="Arial Unicode MS"/>
+          <w:color w:val="000000"/>
+          <w:rtl w:val="0"/>
+          <w:lang w:val="ja-JP" w:eastAsia="ja-JP" w:bidi="ja-JP"/>
+        </w:rPr>
+        <w:t>顧客の役割は関連する WordPress アカウントの現在の翻訳済み権限グループです。アカウントがなければゲストです。番号、商品名、数量、行の支払額、最終合計は残ります。内訳を隠しても保存金額を再計算しません。ラベルと梱包リストに価格は表示しません。更新後に実際の注文を確認してください。</w:t>
+      </w:r>
+    </w:p>
+    <w:p>
+      <w:pPr>
+        <w:bidi w:val="0"/>
+        <w:jc w:val="left"/>
+        <w:keepNext w:val="0"/>
+        <w:wordWrap w:val="0"/>
+      </w:pPr>
+      <w:pPr/>
+      <w:r>
+        <w:rPr>
+          <w:rFonts w:ascii="Arial Unicode MS" w:hAnsi="Arial Unicode MS" w:eastAsia="Arial Unicode MS" w:cs="Arial Unicode MS"/>
+          <w:color w:val="000000"/>
+          <w:rtl w:val="0"/>
+          <w:lang w:val="ja-JP" w:eastAsia="ja-JP" w:bidi="ja-JP"/>
+        </w:rPr>
+        <w:t>DejaVu Sans、DejaVu Serif、DejaVu Sans Mono と 6–16 ポイントを選べます。初期値は Sans の 10 ポイントです。PDF の文字種別の代替フォントは維持します。コンパクト間隔は余白とセル間隔を減らします。コンパクト表示、1 ページ化、感熱紙の内容に合わせた高さは初期状態で無効です。</w:t>
+      </w:r>
+    </w:p>
+    <w:p>
+      <w:pPr>
+        <w:bidi w:val="0"/>
+        <w:jc w:val="left"/>
+        <w:keepNext w:val="0"/>
+        <w:wordWrap w:val="0"/>
+      </w:pPr>
+      <w:pPr/>
+      <w:r>
+        <w:rPr>
+          <w:rFonts w:ascii="Arial Unicode MS" w:hAnsi="Arial Unicode MS" w:eastAsia="Arial Unicode MS" w:cs="Arial Unicode MS"/>
+          <w:color w:val="000000"/>
+          <w:rtl w:val="0"/>
+          <w:lang w:val="ja-JP" w:eastAsia="ja-JP" w:bidi="ja-JP"/>
+        </w:rPr>
+        <w:t>1 ページ PDF は全内容を均等に縮小し、最小倍率は 60% です。限度を超える内容は切り捨てず明確なエラーになります。任意項目を隠すか、コンパクト表示や大きな紙を選びます。感熱紙の高さは幅 58/80 mm と文字サイズを保ち、最大 2,000 mm の 1 枚のロール用ページを生成します。超過時はエラーです。ブラウザーはこのモードで PDF ビューアーを使い、確認操作はその外側です。実際の用紙と倍率はドライバー設定に従います。</w:t>
+      </w:r>
+    </w:p>
+    <w:p>
+      <w:pPr>
+        <w:bidi w:val="0"/>
+        <w:jc w:val="left"/>
+        <w:keepNext w:val="0"/>
+        <w:wordWrap w:val="0"/>
+      </w:pPr>
+      <w:pPr/>
+      <w:r>
+        <w:rPr>
+          <w:rFonts w:ascii="Arial Unicode MS" w:hAnsi="Arial Unicode MS" w:eastAsia="Arial Unicode MS" w:cs="Arial Unicode MS"/>
+          <w:color w:val="000000"/>
+          <w:rtl w:val="0"/>
+          <w:lang w:val="ja-JP" w:eastAsia="ja-JP" w:bidi="ja-JP"/>
+        </w:rPr>
+        <w:t>現在の PDF 経路には共通のカッター命令がありません。対応ドライバーで文書末尾のカットを設定します。CUPS は任意のバナー用紙を抑えるため job-sheets=none を要求しますが、サーバーの強制設定では追加用紙が出る場合があります。プラグイン 1.4.4、DB 構造 1.4.3、権限 1.4.0、旧提供者の廃止印 1.3.0 です。</w:t>
+      </w:r>
+    </w:p>
+    <w:p>
+      <w:pPr>
+        <w:bidi w:val="0"/>
+        <w:jc w:val="left"/>
+        <w:keepNext w:val="0"/>
+        <w:wordWrap w:val="0"/>
+      </w:pPr>
+      <w:pPr/>
+      <w:r>
+        <w:rPr>
+          <w:rFonts w:ascii="Arial Unicode MS" w:hAnsi="Arial Unicode MS" w:eastAsia="Arial Unicode MS" w:cs="Arial Unicode MS"/>
+          <w:color w:val="000000"/>
+          <w:rtl w:val="0"/>
+          <w:lang w:val="ja-JP" w:eastAsia="ja-JP" w:bidi="ja-JP"/>
+        </w:rPr>
+        <w:t>独自テンプレートは付属の表示ヘルパーを使って設定に従います。認可された完全なモデルにはアクセスできます。表示設定はアクセス制御ではありません。エスケープ、RTL、代替フォントを維持し、初期非表示、明示的設定、合計、全内容の適合、長すぎる注文の失敗を確認します。docs/invoice-layout.md と docs/review-1.4.4.md を参照してください。</w:t>
+      </w:r>
+    </w:p>
+    <w:p>
+      <w:pPr>
+        <w:pStyle w:val="Code"/>
+      </w:pPr>
+      <w:r>
+        <w:t>InvoiceData-&gt;customer['role']</w:t>
+        <w:br/>
+        <w:t>InvoiceData-&gt;fulfillment['presentation']</w:t>
+        <w:br/>
+        <w:t>SettingsRepository::presentation()</w:t>
+        <w:br/>
+        <w:t>invoice_font: dejavusans | dejavuserif | dejavusansmono</w:t>
+        <w:br/>
+        <w:t>invoice_font_size: 6..16 (default 10)</w:t>
+        <w:br/>
+        <w:t>compact_layout | single_page | thermal_auto_height: false</w:t>
+        <w:br/>
+        <w:t>show_*: individual booleans (flat)</w:t>
+        <w:br/>
+        <w:t>docs/invoice-layout.md</w:t>
+      </w:r>
+    </w:p>
     <w:sectPr>
       <w:headerReference w:type="default" r:id="rId9"/>
       <w:footerReference w:type="default" r:id="rId10"/>
@@ -11507,7 +11660,7 @@
         <w:rtl w:val="0"/>
         <w:lang w:val="en-US" w:eastAsia="ja-JP" w:bidi="ja-JP"/>
       </w:rPr>
-      <w:t>WooCommerce Invoice Printer  1.4.0</w:t>
+      <w:t>WooCommerce Invoice Printer  1.4.4</w:t>
     </w:r>
   </w:p>
 </w:hdr>
